--- a/public/Katie-Kinkel-Resume.docx
+++ b/public/Katie-Kinkel-Resume.docx
@@ -27,14 +27,14 @@
           <w:sz w:val="24"/>
           <w:szCs w:val="24"/>
         </w:rPr>
-        <w:t xml:space="preserve">AI-fluent QA &amp; operations generalist</w:t>
+        <w:t xml:space="preserve">AI QA, Evaluation &amp; Operations Specialist</w:t>
       </w:r>
     </w:p>
     <w:p>
       <w:pPr>
         <w:spacing w:after="160" w:before="0"/>
       </w:pPr>
-      <w:hyperlink w:history="1" r:id="rIdtuvys4sybaj2aqy_4tylb">
+      <w:hyperlink w:history="1" r:id="rIdmugq0w80mwmcebjkqlzce">
         <w:r>
           <w:rPr>
             <w:color w:val="3B7A68"/>
@@ -53,7 +53,7 @@
         </w:rPr>
         <w:t xml:space="preserve">   ·   </w:t>
       </w:r>
-      <w:hyperlink w:history="1" r:id="rIdfrf3kw8pzpiumpcdgtxc2">
+      <w:hyperlink w:history="1" r:id="rIdvnsa4nul9giyecyiptky5">
         <w:r>
           <w:rPr>
             <w:color w:val="3B7A68"/>
@@ -64,6 +64,25 @@
           <w:t xml:space="preserve">ktkinkel@gmail.com</w:t>
         </w:r>
       </w:hyperlink>
+      <w:r>
+        <w:rPr>
+          <w:color w:val="5B6B66"/>
+          <w:sz w:val="18"/>
+          <w:szCs w:val="18"/>
+        </w:rPr>
+        <w:t xml:space="preserve">   ·   </w:t>
+      </w:r>
+      <w:hyperlink w:history="1" r:id="rIdrb_8ykjdxxtwgdje43-mp">
+        <w:r>
+          <w:rPr>
+            <w:color w:val="3B7A68"/>
+            <w:sz w:val="18"/>
+            <w:szCs w:val="18"/>
+            <w:u w:val="single"/>
+          </w:rPr>
+          <w:t xml:space="preserve">LinkedIn</w:t>
+        </w:r>
+      </w:hyperlink>
     </w:p>
     <w:p>
       <w:pPr>
@@ -77,7 +96,7 @@
           <w:sz w:val="19"/>
           <w:szCs w:val="19"/>
         </w:rPr>
-        <w:t xml:space="preserve">Personable, motivated problem-solver who resolves issues with grace. After Spotify Creative Support and QA Buddy work, deepened fluency with AI tools for virtually every organizational skill companies need — always with a human QA pass before anything ships.</w:t>
+        <w:t xml:space="preserve">AI QA, Evaluation &amp; Operations Specialist with 3+ years of Spotify support QA via 24-7 Intouch. Evaluates LLM output for instruction following, accuracy, tone, and hallucinations — then organizes AI-assisted ops work so teams can ship with confidence.</w:t>
       </w:r>
     </w:p>
     <w:p>
@@ -122,7 +141,7 @@
           <w:sz w:val="22"/>
           <w:szCs w:val="22"/>
         </w:rPr>
-        <w:t xml:space="preserve">AI-augmented generalist</w:t>
+        <w:t xml:space="preserve">Independent AI QA &amp; Evaluation Specialist</w:t>
       </w:r>
       <w:r>
         <w:t xml:space="preserve">	</w:t>
@@ -179,7 +198,7 @@
           <w:sz w:val="18"/>
           <w:szCs w:val="18"/>
         </w:rPr>
-        <w:t xml:space="preserve">Uses Cursor, GitHub Copilot, and ChatGPT for research, drafting, QA, prototyping, and operations. Builds websites, writes association minutes, supports community and caretaking workflows, and treats human review as the quality gate on every deliverable.</w:t>
+        <w:t xml:space="preserve">LLM evaluation, human-in-the-loop review, and AI-assisted operations. Uses Cursor, GitHub Copilot, and ChatGPT for research, drafting, QA, prototyping, and ops — with human review as the quality gate on every deliverable.</w:t>
       </w:r>
     </w:p>
     <w:p>
@@ -697,7 +716,7 @@
           <w:sz w:val="18"/>
           <w:szCs w:val="18"/>
         </w:rPr>
-        <w:t xml:space="preserve">Surfaces: Cursor · Copilot · ChatGPT. Families: GPT · Codex · Claude Opus · Claude Sonnet · Claude Fable · Claude Haiku · Gemini · Grok · Composer. Versions rotate; human QA does not.</w:t>
+        <w:t xml:space="preserve">Surfaces: Cursor · Copilot · ChatGPT. Families: GPT · Claude · Gemini · Grok · Codex · Composer. Versions rotate; human QA does not.</w:t>
       </w:r>
     </w:p>
     <w:sectPr>

--- a/public/Katie-Kinkel-Resume.docx
+++ b/public/Katie-Kinkel-Resume.docx
@@ -34,7 +34,7 @@
       <w:pPr>
         <w:spacing w:after="160" w:before="0"/>
       </w:pPr>
-      <w:hyperlink w:history="1" r:id="rIdmugq0w80mwmcebjkqlzce">
+      <w:hyperlink w:history="1" r:id="rIdnrstbepp93ecf19viuxty">
         <w:r>
           <w:rPr>
             <w:color w:val="3B7A68"/>
@@ -53,7 +53,7 @@
         </w:rPr>
         <w:t xml:space="preserve">   ·   </w:t>
       </w:r>
-      <w:hyperlink w:history="1" r:id="rIdvnsa4nul9giyecyiptky5">
+      <w:hyperlink w:history="1" r:id="rId2njygppws9jy4w7u6zezb">
         <w:r>
           <w:rPr>
             <w:color w:val="3B7A68"/>
@@ -72,7 +72,7 @@
         </w:rPr>
         <w:t xml:space="preserve">   ·   </w:t>
       </w:r>
-      <w:hyperlink w:history="1" r:id="rIdrb_8ykjdxxtwgdje43-mp">
+      <w:hyperlink w:history="1" r:id="rIdrqouc6u8rkldumd7q8ip0">
         <w:r>
           <w:rPr>
             <w:color w:val="3B7A68"/>

--- a/public/Katie-Kinkel-Resume.docx
+++ b/public/Katie-Kinkel-Resume.docx
@@ -34,7 +34,7 @@
       <w:pPr>
         <w:spacing w:after="160" w:before="0"/>
       </w:pPr>
-      <w:hyperlink w:history="1" r:id="rIdsnwb8og9fromk-eba5dsp">
+      <w:hyperlink w:history="1" r:id="rIdrx79h4fb_ywazkh-5vcu0">
         <w:r>
           <w:rPr>
             <w:color w:val="3B7A68"/>
@@ -53,7 +53,7 @@
         </w:rPr>
         <w:t xml:space="preserve">   ·   </w:t>
       </w:r>
-      <w:hyperlink w:history="1" r:id="rIddg602-x-ow6n1ivztscju">
+      <w:hyperlink w:history="1" r:id="rId4h1mioyi143rpgg9pepjo">
         <w:r>
           <w:rPr>
             <w:color w:val="3B7A68"/>
@@ -72,7 +72,7 @@
         </w:rPr>
         <w:t xml:space="preserve">   ·   </w:t>
       </w:r>
-      <w:hyperlink w:history="1" r:id="rIdfuqfusg-yfreutwqp3dup">
+      <w:hyperlink w:history="1" r:id="rIdnkdybyjol0zahb-h56owy">
         <w:r>
           <w:rPr>
             <w:color w:val="3B7A68"/>
@@ -96,7 +96,7 @@
           <w:sz w:val="19"/>
           <w:szCs w:val="19"/>
         </w:rPr>
-        <w:t xml:space="preserve">AI QA, Evaluation &amp; Operations Specialist with 3+ years of Spotify support QA via 24-7 Intouch. Evaluates LLM output for instruction following, accuracy, tone, and hallucinations — then organizes AI-assisted ops work so teams can ship with confidence.</w:t>
+        <w:t xml:space="preserve">AI QA, Evaluation &amp; Operations Specialist since 2025, with 3+ years of earlier Spotify support QA via 24-7 Intouch (human QA — no AI in that role). Evaluates LLM output for instruction following, accuracy, tone, and hallucinations — then organizes AI-assisted ops work so teams can ship with confidence.</w:t>
       </w:r>
     </w:p>
     <w:p>
@@ -154,7 +154,7 @@
           <w:sz w:val="17"/>
           <w:szCs w:val="17"/>
         </w:rPr>
-        <w:t xml:space="preserve">2022 – Present</w:t>
+        <w:t xml:space="preserve">2025 – Present</w:t>
       </w:r>
     </w:p>
     <w:p>
@@ -216,7 +216,7 @@
           <w:sz w:val="22"/>
           <w:szCs w:val="22"/>
         </w:rPr>
-        <w:t xml:space="preserve">Creative Support / QA Buddy</w:t>
+        <w:t xml:space="preserve">Independent community &amp; operations support</w:t>
       </w:r>
       <w:r>
         <w:t xml:space="preserve">	</w:t>
@@ -229,6 +229,81 @@
           <w:sz w:val="17"/>
           <w:szCs w:val="17"/>
         </w:rPr>
+        <w:t xml:space="preserve">2022 – 2025</w:t>
+      </w:r>
+    </w:p>
+    <w:p>
+      <w:pPr>
+        <w:spacing w:after="40" w:before="0"/>
+      </w:pPr>
+      <w:r>
+        <w:rPr>
+          <w:b/>
+          <w:bCs/>
+          <w:color w:val="3B7A68"/>
+          <w:sz w:val="18"/>
+          <w:szCs w:val="18"/>
+        </w:rPr>
+        <w:t xml:space="preserve">Independent</w:t>
+      </w:r>
+      <w:r>
+        <w:rPr>
+          <w:color w:val="5B6B66"/>
+          <w:sz w:val="18"/>
+          <w:szCs w:val="18"/>
+        </w:rPr>
+        <w:t xml:space="preserve">  ·  </w:t>
+      </w:r>
+      <w:r>
+        <w:rPr>
+          <w:color w:val="5B6B66"/>
+          <w:sz w:val="18"/>
+          <w:szCs w:val="18"/>
+        </w:rPr>
+        <w:t xml:space="preserve">Remote / Savannah area</w:t>
+      </w:r>
+    </w:p>
+    <w:p>
+      <w:pPr>
+        <w:spacing w:after="60" w:before="0"/>
+      </w:pPr>
+      <w:r>
+        <w:rPr>
+          <w:color w:val="5B6B66"/>
+          <w:sz w:val="18"/>
+          <w:szCs w:val="18"/>
+        </w:rPr>
+        <w:t xml:space="preserve">Neighborhood association minutes, rescue coordination, outreach, and support communications — organized and fact-checked without AI tools.</w:t>
+      </w:r>
+    </w:p>
+    <w:p>
+      <w:pPr>
+        <w:tabs>
+          <w:tab w:val="right" w:pos="9360"/>
+        </w:tabs>
+        <w:spacing w:after="20" w:before="180"/>
+      </w:pPr>
+      <w:r>
+        <w:rPr>
+          <w:b/>
+          <w:bCs/>
+          <w:color w:val="111827"/>
+          <w:sz w:val="22"/>
+          <w:szCs w:val="22"/>
+        </w:rPr>
+        <w:t xml:space="preserve">Creative Support / QA Buddy</w:t>
+      </w:r>
+      <w:r>
+        <w:t xml:space="preserve">	</w:t>
+      </w:r>
+      <w:r>
+        <w:rPr>
+          <w:i/>
+          <w:iCs/>
+          <w:color w:val="5B6B66"/>
+          <w:sz w:val="17"/>
+          <w:szCs w:val="17"/>
+        </w:rPr>
         <w:t xml:space="preserve">2019 – 2022</w:t>
       </w:r>
     </w:p>
@@ -273,7 +348,7 @@
           <w:sz w:val="18"/>
           <w:szCs w:val="18"/>
         </w:rPr>
-        <w:t xml:space="preserve">Started on @SpotifyCares (Khoros), promoted to Creative Support L3 (Salesforce), then QA Buddy. Ran LIO &amp; Marquee ROTAs, built and maintained the CrS Phoenix Hub, gave Guru process feedback, and performed QA audits, alignments, and nesting assistance.</w:t>
+        <w:t xml:space="preserve">Started on @SpotifyCares (Khoros), promoted to Creative Support L3 (Salesforce), then QA Buddy. Ran LIO &amp; Marquee ROTAs, built and maintained the CrS Phoenix Hub, gave Guru process feedback, and performed QA audits, alignments, and nesting assistance. Human QA only — no AI tools in this role.</w:t>
       </w:r>
     </w:p>
     <w:p>
